--- a/docs/cahiers/Cahier_activites_Electricite1_Chapitre3.docx
+++ b/docs/cahiers/Cahier_activites_Electricite1_Chapitre3.docx
@@ -613,6 +613,29 @@
           <w:sz w:val="22"/>
           <w:szCs w:val="22"/>
         </w:rPr>
+        <w:t xml:space="preserve">Les objectifs spécifiques (OS) et les codes des activités sont ceux du syllabus de l’EC LPCI1122 : par exemple, A21 est la première activité de l’OS2 ; B3 est le bilan du chapitre.</w:t>
+      </w:r>
+    </w:p>
+    <w:p>
+      <w:pPr>
+        <w:spacing w:before="0" w:after="50" w:line="252" w:lineRule="auto"/>
+        <w:ind w:left="284" w:hanging="284"/>
+        <w:jc w:val="both"/>
+      </w:pPr>
+      <w:r>
+        <w:rPr>
+          <w:rFonts w:ascii="Tahoma" w:hAnsi="Tahoma" w:cs="Tahoma" w:eastAsia="Arial Unicode MS"/>
+          <w:sz w:val="22"/>
+          <w:szCs w:val="22"/>
+        </w:rPr>
+        <w:t xml:space="preserve">• </w:t>
+      </w:r>
+      <w:r>
+        <w:rPr>
+          <w:rFonts w:ascii="Tahoma" w:hAnsi="Tahoma" w:cs="Tahoma" w:eastAsia="Arial Unicode MS"/>
+          <w:sz w:val="22"/>
+          <w:szCs w:val="22"/>
+        </w:rPr>
         <w:t xml:space="preserve">Tous les documents cités (support de cours, diaporama, série de TD et corrigé, quiz, exercices d’entraînement, simulations, TP) se trouvent sur la plateforme physiquefacile.github.io.</w:t>
       </w:r>
     </w:p>
@@ -631,7 +654,7 @@
           <w:szCs w:val="24"/>
           <w:u w:val="single"/>
         </w:rPr>
-        <w:t xml:space="preserve">Objectifs spécifiques du chapitre</w:t>
+        <w:t xml:space="preserve">Objectifs spécifiques du syllabus visés (LPCI1122)</w:t>
       </w:r>
     </w:p>
     <w:p>
@@ -646,7 +669,48 @@
           <w:sz w:val="22"/>
           <w:szCs w:val="22"/>
         </w:rPr>
-        <w:t xml:space="preserve">OS1 — </w:t>
+        <w:t xml:space="preserve">OS2 — </w:t>
+      </w:r>
+      <w:r>
+        <w:rPr>
+          <w:rFonts w:ascii="Tahoma" w:hAnsi="Tahoma" w:cs="Tahoma" w:eastAsia="Arial Unicode MS"/>
+          <w:sz w:val="22"/>
+          <w:szCs w:val="22"/>
+        </w:rPr>
+        <w:t xml:space="preserve">Calculer le champ et le potentiel créés par des distributions de charges.</w:t>
+      </w:r>
+    </w:p>
+    <w:p>
+      <w:pPr>
+        <w:keepNext/>
+        <w:spacing w:before="150" w:after="70" w:line="252" w:lineRule="auto"/>
+        <w:jc w:val="left"/>
+      </w:pPr>
+      <w:r>
+        <w:rPr>
+          <w:rFonts w:ascii="Tahoma" w:hAnsi="Tahoma" w:cs="Tahoma" w:eastAsia="Arial Unicode MS"/>
+          <w:b/>
+          <w:bCs/>
+          <w:sz w:val="24"/>
+          <w:szCs w:val="24"/>
+          <w:u w:val="single"/>
+        </w:rPr>
+        <w:t xml:space="preserve">Résultats d’apprentissage attendus du chapitre</w:t>
+      </w:r>
+    </w:p>
+    <w:p>
+      <w:pPr>
+        <w:spacing w:before="0" w:after="50" w:line="252" w:lineRule="auto"/>
+        <w:ind w:left="680" w:hanging="680"/>
+        <w:jc w:val="both"/>
+      </w:pPr>
+      <w:r>
+        <w:rPr>
+          <w:rFonts w:ascii="Tahoma" w:hAnsi="Tahoma" w:cs="Tahoma" w:eastAsia="Arial Unicode MS"/>
+          <w:sz w:val="22"/>
+          <w:szCs w:val="22"/>
+        </w:rPr>
+        <w:t xml:space="preserve">(OS2) </w:t>
       </w:r>
       <w:r>
         <w:rPr>
@@ -669,7 +733,7 @@
           <w:sz w:val="22"/>
           <w:szCs w:val="22"/>
         </w:rPr>
-        <w:t xml:space="preserve">OS2 — </w:t>
+        <w:t xml:space="preserve">(OS2) </w:t>
       </w:r>
       <w:r>
         <w:rPr>
@@ -692,7 +756,7 @@
           <w:sz w:val="22"/>
           <w:szCs w:val="22"/>
         </w:rPr>
-        <w:t xml:space="preserve">OS3 — </w:t>
+        <w:t xml:space="preserve">(OS2) </w:t>
       </w:r>
       <w:r>
         <w:rPr>
@@ -715,7 +779,7 @@
           <w:sz w:val="22"/>
           <w:szCs w:val="22"/>
         </w:rPr>
-        <w:t xml:space="preserve">OS4 — </w:t>
+        <w:t xml:space="preserve">(OS2) </w:t>
       </w:r>
       <w:r>
         <w:rPr>
@@ -955,7 +1019,7 @@
                 <w:sz w:val="17"/>
                 <w:szCs w:val="17"/>
               </w:rPr>
-              <w:t xml:space="preserve">A1.1</w:t>
+              <w:t xml:space="preserve">A25</w:t>
             </w:r>
           </w:p>
         </w:tc>
@@ -995,7 +1059,7 @@
                 <w:sz w:val="17"/>
                 <w:szCs w:val="17"/>
               </w:rPr>
-              <w:t xml:space="preserve">OS1</w:t>
+              <w:t xml:space="preserve">OS2</w:t>
             </w:r>
           </w:p>
         </w:tc>
@@ -1080,7 +1144,7 @@
                 <w:sz w:val="17"/>
                 <w:szCs w:val="17"/>
               </w:rPr>
-              <w:t xml:space="preserve">A2.1</w:t>
+              <w:t xml:space="preserve">A26</w:t>
             </w:r>
           </w:p>
         </w:tc>
@@ -1205,7 +1269,7 @@
                 <w:sz w:val="17"/>
                 <w:szCs w:val="17"/>
               </w:rPr>
-              <w:t xml:space="preserve">A2.2</w:t>
+              <w:t xml:space="preserve">A27</w:t>
             </w:r>
           </w:p>
         </w:tc>
@@ -1330,7 +1394,7 @@
                 <w:sz w:val="17"/>
                 <w:szCs w:val="17"/>
               </w:rPr>
-              <w:t xml:space="preserve">A3.1</w:t>
+              <w:t xml:space="preserve">A28</w:t>
             </w:r>
           </w:p>
         </w:tc>
@@ -1370,7 +1434,7 @@
                 <w:sz w:val="17"/>
                 <w:szCs w:val="17"/>
               </w:rPr>
-              <w:t xml:space="preserve">OS3</w:t>
+              <w:t xml:space="preserve">OS2</w:t>
             </w:r>
           </w:p>
         </w:tc>
@@ -1455,7 +1519,7 @@
                 <w:sz w:val="17"/>
                 <w:szCs w:val="17"/>
               </w:rPr>
-              <w:t xml:space="preserve">A4.1</w:t>
+              <w:t xml:space="preserve">A29</w:t>
             </w:r>
           </w:p>
         </w:tc>
@@ -1495,7 +1559,7 @@
                 <w:sz w:val="17"/>
                 <w:szCs w:val="17"/>
               </w:rPr>
-              <w:t xml:space="preserve">OS4</w:t>
+              <w:t xml:space="preserve">OS2</w:t>
             </w:r>
           </w:p>
         </w:tc>
@@ -1580,7 +1644,7 @@
                 <w:sz w:val="17"/>
                 <w:szCs w:val="17"/>
               </w:rPr>
-              <w:t xml:space="preserve">A4.2</w:t>
+              <w:t xml:space="preserve">B3</w:t>
             </w:r>
           </w:p>
         </w:tc>
@@ -1620,7 +1684,7 @@
                 <w:sz w:val="17"/>
                 <w:szCs w:val="17"/>
               </w:rPr>
-              <w:t xml:space="preserve">OS1–4</w:t>
+              <w:t xml:space="preserve">OS2</w:t>
             </w:r>
           </w:p>
         </w:tc>
@@ -1773,7 +1837,7 @@
           </w:tcPr>
           <w:p>
             <w:pPr>
-              <w:spacing w:before="0" w:after="0" w:line="252" w:lineRule="auto"/>
+              <w:spacing w:before="0" w:after="60" w:line="252" w:lineRule="auto"/>
               <w:jc w:val="both"/>
             </w:pPr>
             <w:r>
@@ -1782,7 +1846,31 @@
                 <w:sz w:val="22"/>
                 <w:szCs w:val="22"/>
               </w:rPr>
-              <w:t xml:space="preserve">OS1 — </w:t>
+              <w:t xml:space="preserve">OS2 — </w:t>
+            </w:r>
+            <w:r>
+              <w:rPr>
+                <w:rFonts w:ascii="Tahoma" w:hAnsi="Tahoma" w:cs="Tahoma" w:eastAsia="Arial Unicode MS"/>
+                <w:sz w:val="22"/>
+                <w:szCs w:val="22"/>
+              </w:rPr>
+              <w:t xml:space="preserve">Calculer le champ et le potentiel créés par des distributions de charges.</w:t>
+            </w:r>
+          </w:p>
+          <w:p>
+            <w:pPr>
+              <w:spacing w:before="0" w:after="0" w:line="252" w:lineRule="auto"/>
+              <w:jc w:val="both"/>
+            </w:pPr>
+            <w:r>
+              <w:rPr>
+                <w:rFonts w:ascii="Tahoma" w:hAnsi="Tahoma" w:cs="Tahoma" w:eastAsia="Arial Unicode MS"/>
+                <w:b/>
+                <w:bCs/>
+                <w:sz w:val="22"/>
+                <w:szCs w:val="22"/>
+              </w:rPr>
+              <w:t xml:space="preserve">Résultat attendu : </w:t>
             </w:r>
             <w:r>
               <w:rPr>
@@ -1819,7 +1907,7 @@
           <w:sz w:val="24"/>
           <w:szCs w:val="24"/>
         </w:rPr>
-        <w:t xml:space="preserve"> A1.1</w:t>
+        <w:t xml:space="preserve"> A25</w:t>
       </w:r>
     </w:p>
     <w:tbl>
@@ -2457,7 +2545,7 @@
           </w:tcPr>
           <w:p>
             <w:pPr>
-              <w:spacing w:before="0" w:after="0" w:line="252" w:lineRule="auto"/>
+              <w:spacing w:before="0" w:after="60" w:line="252" w:lineRule="auto"/>
               <w:jc w:val="both"/>
             </w:pPr>
             <w:r>
@@ -2467,6 +2555,30 @@
                 <w:szCs w:val="22"/>
               </w:rPr>
               <w:t xml:space="preserve">OS2 — </w:t>
+            </w:r>
+            <w:r>
+              <w:rPr>
+                <w:rFonts w:ascii="Tahoma" w:hAnsi="Tahoma" w:cs="Tahoma" w:eastAsia="Arial Unicode MS"/>
+                <w:sz w:val="22"/>
+                <w:szCs w:val="22"/>
+              </w:rPr>
+              <w:t xml:space="preserve">Calculer le champ et le potentiel créés par des distributions de charges.</w:t>
+            </w:r>
+          </w:p>
+          <w:p>
+            <w:pPr>
+              <w:spacing w:before="0" w:after="0" w:line="252" w:lineRule="auto"/>
+              <w:jc w:val="both"/>
+            </w:pPr>
+            <w:r>
+              <w:rPr>
+                <w:rFonts w:ascii="Tahoma" w:hAnsi="Tahoma" w:cs="Tahoma" w:eastAsia="Arial Unicode MS"/>
+                <w:b/>
+                <w:bCs/>
+                <w:sz w:val="22"/>
+                <w:szCs w:val="22"/>
+              </w:rPr>
+              <w:t xml:space="preserve">Résultat attendu : </w:t>
             </w:r>
             <w:r>
               <w:rPr>
@@ -2503,7 +2615,7 @@
           <w:sz w:val="24"/>
           <w:szCs w:val="24"/>
         </w:rPr>
-        <w:t xml:space="preserve"> A2.1</w:t>
+        <w:t xml:space="preserve"> A26</w:t>
       </w:r>
     </w:p>
     <w:tbl>
@@ -3263,7 +3375,7 @@
           </w:tcPr>
           <w:p>
             <w:pPr>
-              <w:spacing w:before="0" w:after="0" w:line="252" w:lineRule="auto"/>
+              <w:spacing w:before="0" w:after="60" w:line="252" w:lineRule="auto"/>
               <w:jc w:val="both"/>
             </w:pPr>
             <w:r>
@@ -3273,6 +3385,30 @@
                 <w:szCs w:val="22"/>
               </w:rPr>
               <w:t xml:space="preserve">OS2 — </w:t>
+            </w:r>
+            <w:r>
+              <w:rPr>
+                <w:rFonts w:ascii="Tahoma" w:hAnsi="Tahoma" w:cs="Tahoma" w:eastAsia="Arial Unicode MS"/>
+                <w:sz w:val="22"/>
+                <w:szCs w:val="22"/>
+              </w:rPr>
+              <w:t xml:space="preserve">Calculer le champ et le potentiel créés par des distributions de charges.</w:t>
+            </w:r>
+          </w:p>
+          <w:p>
+            <w:pPr>
+              <w:spacing w:before="0" w:after="0" w:line="252" w:lineRule="auto"/>
+              <w:jc w:val="both"/>
+            </w:pPr>
+            <w:r>
+              <w:rPr>
+                <w:rFonts w:ascii="Tahoma" w:hAnsi="Tahoma" w:cs="Tahoma" w:eastAsia="Arial Unicode MS"/>
+                <w:b/>
+                <w:bCs/>
+                <w:sz w:val="22"/>
+                <w:szCs w:val="22"/>
+              </w:rPr>
+              <w:t xml:space="preserve">Résultat attendu : </w:t>
             </w:r>
             <w:r>
               <w:rPr>
@@ -3309,7 +3445,7 @@
           <w:sz w:val="24"/>
           <w:szCs w:val="24"/>
         </w:rPr>
-        <w:t xml:space="preserve"> A2.2</w:t>
+        <w:t xml:space="preserve"> A27</w:t>
       </w:r>
     </w:p>
     <w:tbl>
@@ -3958,7 +4094,7 @@
           </w:tcPr>
           <w:p>
             <w:pPr>
-              <w:spacing w:before="0" w:after="0" w:line="252" w:lineRule="auto"/>
+              <w:spacing w:before="0" w:after="60" w:line="252" w:lineRule="auto"/>
               <w:jc w:val="both"/>
             </w:pPr>
             <w:r>
@@ -3967,7 +4103,31 @@
                 <w:sz w:val="22"/>
                 <w:szCs w:val="22"/>
               </w:rPr>
-              <w:t xml:space="preserve">OS3 — </w:t>
+              <w:t xml:space="preserve">OS2 — </w:t>
+            </w:r>
+            <w:r>
+              <w:rPr>
+                <w:rFonts w:ascii="Tahoma" w:hAnsi="Tahoma" w:cs="Tahoma" w:eastAsia="Arial Unicode MS"/>
+                <w:sz w:val="22"/>
+                <w:szCs w:val="22"/>
+              </w:rPr>
+              <w:t xml:space="preserve">Calculer le champ et le potentiel créés par des distributions de charges.</w:t>
+            </w:r>
+          </w:p>
+          <w:p>
+            <w:pPr>
+              <w:spacing w:before="0" w:after="0" w:line="252" w:lineRule="auto"/>
+              <w:jc w:val="both"/>
+            </w:pPr>
+            <w:r>
+              <w:rPr>
+                <w:rFonts w:ascii="Tahoma" w:hAnsi="Tahoma" w:cs="Tahoma" w:eastAsia="Arial Unicode MS"/>
+                <w:b/>
+                <w:bCs/>
+                <w:sz w:val="22"/>
+                <w:szCs w:val="22"/>
+              </w:rPr>
+              <w:t xml:space="preserve">Résultat attendu : </w:t>
             </w:r>
             <w:r>
               <w:rPr>
@@ -4004,7 +4164,7 @@
           <w:sz w:val="24"/>
           <w:szCs w:val="24"/>
         </w:rPr>
-        <w:t xml:space="preserve"> A3.1</w:t>
+        <w:t xml:space="preserve"> A28</w:t>
       </w:r>
     </w:p>
     <w:tbl>
@@ -4680,7 +4840,7 @@
           </w:tcPr>
           <w:p>
             <w:pPr>
-              <w:spacing w:before="0" w:after="0" w:line="252" w:lineRule="auto"/>
+              <w:spacing w:before="0" w:after="60" w:line="252" w:lineRule="auto"/>
               <w:jc w:val="both"/>
             </w:pPr>
             <w:r>
@@ -4689,7 +4849,31 @@
                 <w:sz w:val="22"/>
                 <w:szCs w:val="22"/>
               </w:rPr>
-              <w:t xml:space="preserve">OS4 — </w:t>
+              <w:t xml:space="preserve">OS2 — </w:t>
+            </w:r>
+            <w:r>
+              <w:rPr>
+                <w:rFonts w:ascii="Tahoma" w:hAnsi="Tahoma" w:cs="Tahoma" w:eastAsia="Arial Unicode MS"/>
+                <w:sz w:val="22"/>
+                <w:szCs w:val="22"/>
+              </w:rPr>
+              <w:t xml:space="preserve">Calculer le champ et le potentiel créés par des distributions de charges.</w:t>
+            </w:r>
+          </w:p>
+          <w:p>
+            <w:pPr>
+              <w:spacing w:before="0" w:after="0" w:line="252" w:lineRule="auto"/>
+              <w:jc w:val="both"/>
+            </w:pPr>
+            <w:r>
+              <w:rPr>
+                <w:rFonts w:ascii="Tahoma" w:hAnsi="Tahoma" w:cs="Tahoma" w:eastAsia="Arial Unicode MS"/>
+                <w:b/>
+                <w:bCs/>
+                <w:sz w:val="22"/>
+                <w:szCs w:val="22"/>
+              </w:rPr>
+              <w:t xml:space="preserve">Résultat attendu : </w:t>
             </w:r>
             <w:r>
               <w:rPr>
@@ -4726,7 +4910,7 @@
           <w:sz w:val="24"/>
           <w:szCs w:val="24"/>
         </w:rPr>
-        <w:t xml:space="preserve"> A4.1</w:t>
+        <w:t xml:space="preserve"> A29</w:t>
       </w:r>
     </w:p>
     <w:tbl>
@@ -5504,7 +5688,7 @@
           </w:tcPr>
           <w:p>
             <w:pPr>
-              <w:spacing w:before="0" w:after="0" w:line="252" w:lineRule="auto"/>
+              <w:spacing w:before="0" w:after="60" w:line="252" w:lineRule="auto"/>
               <w:jc w:val="both"/>
             </w:pPr>
             <w:r>
@@ -5522,6 +5706,30 @@
                 <w:szCs w:val="22"/>
               </w:rPr>
               <w:t xml:space="preserve">Mobiliser l’ensemble des compétences du chapitre (objectifs spécifiques 1 à 4) et évaluer sa propre maîtrise.</w:t>
+            </w:r>
+          </w:p>
+          <w:p>
+            <w:pPr>
+              <w:spacing w:before="0" w:after="0" w:line="252" w:lineRule="auto"/>
+              <w:jc w:val="both"/>
+            </w:pPr>
+            <w:r>
+              <w:rPr>
+                <w:rFonts w:ascii="Tahoma" w:hAnsi="Tahoma" w:cs="Tahoma" w:eastAsia="Arial Unicode MS"/>
+                <w:b/>
+                <w:bCs/>
+                <w:sz w:val="22"/>
+                <w:szCs w:val="22"/>
+              </w:rPr>
+              <w:t xml:space="preserve">OS visés : </w:t>
+            </w:r>
+            <w:r>
+              <w:rPr>
+                <w:rFonts w:ascii="Tahoma" w:hAnsi="Tahoma" w:cs="Tahoma" w:eastAsia="Arial Unicode MS"/>
+                <w:sz w:val="22"/>
+                <w:szCs w:val="22"/>
+              </w:rPr>
+              <w:t xml:space="preserve">OS2</w:t>
             </w:r>
           </w:p>
         </w:tc>
@@ -5550,7 +5758,7 @@
           <w:sz w:val="24"/>
           <w:szCs w:val="24"/>
         </w:rPr>
-        <w:t xml:space="preserve"> A4.2</w:t>
+        <w:t xml:space="preserve"> B3</w:t>
       </w:r>
     </w:p>
     <w:tbl>
@@ -6198,7 +6406,7 @@
                 <w:sz w:val="20"/>
                 <w:szCs w:val="20"/>
               </w:rPr>
-              <w:t xml:space="preserve">Compétence (objectif spécifique)</w:t>
+              <w:t xml:space="preserve">Compétence (OS du syllabus)</w:t>
             </w:r>
           </w:p>
         </w:tc>
@@ -6292,7 +6500,7 @@
                 <w:sz w:val="20"/>
                 <w:szCs w:val="20"/>
               </w:rPr>
-              <w:t xml:space="preserve">OS1 — Dipôle et moment dipolaire</w:t>
+              <w:t xml:space="preserve">OS2 — Dipôle et moment dipolaire</w:t>
             </w:r>
           </w:p>
         </w:tc>
@@ -6352,7 +6560,7 @@
                 <w:sz w:val="20"/>
                 <w:szCs w:val="20"/>
               </w:rPr>
-              <w:t xml:space="preserve">Activité A1.1 ; support § 3.1</w:t>
+              <w:t xml:space="preserve">Activité A25 ; support § 3.1</w:t>
             </w:r>
           </w:p>
         </w:tc>
@@ -6437,7 +6645,7 @@
                 <w:sz w:val="20"/>
                 <w:szCs w:val="20"/>
               </w:rPr>
-              <w:t xml:space="preserve">Activités A2.1 et A2.2 ; support § 3.2 et 3.3</w:t>
+              <w:t xml:space="preserve">Activités A26 et A27 ; support § 3.2 et 3.3</w:t>
             </w:r>
           </w:p>
         </w:tc>
@@ -6462,7 +6670,7 @@
                 <w:sz w:val="20"/>
                 <w:szCs w:val="20"/>
               </w:rPr>
-              <w:t xml:space="preserve">OS3 — Positions de Gauss, lignes de champ, équipotentielles</w:t>
+              <w:t xml:space="preserve">OS2 — Positions de Gauss, lignes de champ, équipotentielles</w:t>
             </w:r>
           </w:p>
         </w:tc>
@@ -6522,7 +6730,7 @@
                 <w:sz w:val="20"/>
                 <w:szCs w:val="20"/>
               </w:rPr>
-              <w:t xml:space="preserve">Activité A3.1 ; support § 3.4 et 3.5</w:t>
+              <w:t xml:space="preserve">Activité A28 ; support § 3.4 et 3.5</w:t>
             </w:r>
           </w:p>
         </w:tc>
@@ -6547,7 +6755,7 @@
                 <w:sz w:val="20"/>
                 <w:szCs w:val="20"/>
               </w:rPr>
-              <w:t xml:space="preserve">OS4 — Dipôle dans un champ extérieur</w:t>
+              <w:t xml:space="preserve">OS2 — Dipôle dans un champ extérieur</w:t>
             </w:r>
           </w:p>
         </w:tc>
@@ -6607,7 +6815,7 @@
                 <w:sz w:val="20"/>
                 <w:szCs w:val="20"/>
               </w:rPr>
-              <w:t xml:space="preserve">Activité A4.1 ; support § 3.6</w:t>
+              <w:t xml:space="preserve">Activité A29 ; support § 3.6</w:t>
             </w:r>
           </w:p>
         </w:tc>
